--- a/docs/government-project/05_최종보고서.docx
+++ b/docs/government-project/05_최종보고서.docx
@@ -317,7 +317,7 @@
                 <w:sz w:val="20"/>
                 <w:szCs w:val="20"/>
               </w:rPr>
-              <w:t xml:space="preserve">(주)본로이 (Bonroi)</w:t>
+              <w:t>본로이 (Bonroi)</w:t>
             </w:r>
           </w:p>
         </w:tc>
@@ -5799,7 +5799,7 @@
           <w:sz w:val="20"/>
           <w:szCs w:val="20"/>
         </w:rPr>
-        <w:t xml:space="preserve">본 사업을 통해 (주)본로이는 ICT 기반 외국인 암환자 사전상담·사후관리 지원 플랫폼 HEALO를 성공적으로 구축하였다.</w:t>
+        <w:t>본 사업을 통해 본로이는 ICT 기반 외국인 암환자 사전상담·사후관리 지원 플랫폼 HEALO를 성공적으로 구축하였다.</w:t>
       </w:r>
     </w:p>
     <w:p>

--- a/docs/government-project/05_최종보고서.docx
+++ b/docs/government-project/05_최종보고서.docx
@@ -787,18 +787,15 @@
             </w:tcMar>
           </w:tcPr>
           <w:p>
-            <w:pPr>
-              <w:jc w:val="center"/>
-            </w:pPr>
-            <w:r>
-              <w:rPr>
-                <w:rFonts w:ascii="맑은 고딕" w:cs="맑은 고딕" w:eastAsia="맑은 고딕" w:hAnsi="맑은 고딕"/>
-                <w:b w:val="false"/>
-                <w:bCs w:val="false"/>
-                <w:sz w:val="18"/>
-                <w:szCs w:val="18"/>
-              </w:rPr>
-              <w:t xml:space="preserve">10건 이상</w:t>
+            <w:r/>
+            <w:r>
+              <w:rPr>
+                <w:rFonts w:ascii="맑은 고딕" w:hAnsi="맑은 고딕"/>
+                <w:b w:val="0"/>
+                <w:sz w:val="18"/>
+                <w:rFonts w:eastAsia="맑은 고딕"/>
+              </w:rPr>
+              <w:t>12건 이상</w:t>
             </w:r>
           </w:p>
         </w:tc>
@@ -921,6 +918,167 @@
             </w:tcMar>
           </w:tcPr>
           <w:p>
+            <w:r/>
+            <w:r>
+              <w:rPr>
+                <w:rFonts w:ascii="맑은 고딕" w:hAnsi="맑은 고딕"/>
+                <w:b w:val="0"/>
+                <w:sz w:val="18"/>
+                <w:rFonts w:eastAsia="맑은 고딕"/>
+              </w:rPr>
+              <w:t>사전상담·사후관리 건수</w:t>
+            </w:r>
+          </w:p>
+        </w:tc>
+        <w:tc>
+          <w:tcPr>
+            <w:tcW w:type="dxa" w:w="1500"/>
+            <w:tcBorders>
+              <w:top w:val="single" w:color="CCCCCC" w:sz="1"/>
+              <w:left w:val="single" w:color="CCCCCC" w:sz="1"/>
+              <w:bottom w:val="single" w:color="CCCCCC" w:sz="1"/>
+              <w:right w:val="single" w:color="CCCCCC" w:sz="1"/>
+            </w:tcBorders>
+            <w:shd w:fill="FFFFFF" w:val="clear"/>
+            <w:tcMar>
+              <w:top w:type="dxa" w:w="80"/>
+              <w:left w:type="dxa" w:w="120"/>
+              <w:bottom w:type="dxa" w:w="80"/>
+              <w:right w:type="dxa" w:w="120"/>
+            </w:tcMar>
+          </w:tcPr>
+          <w:p>
+            <w:r/>
+            <w:r>
+              <w:rPr>
+                <w:rFonts w:ascii="맑은 고딕" w:hAnsi="맑은 고딕"/>
+                <w:b w:val="0"/>
+                <w:sz w:val="18"/>
+                <w:rFonts w:eastAsia="맑은 고딕"/>
+              </w:rPr>
+              <w:t>120건 이상</w:t>
+            </w:r>
+          </w:p>
+        </w:tc>
+        <w:tc>
+          <w:tcPr>
+            <w:tcW w:type="dxa" w:w="1500"/>
+            <w:tcBorders>
+              <w:top w:val="single" w:color="CCCCCC" w:sz="1"/>
+              <w:left w:val="single" w:color="CCCCCC" w:sz="1"/>
+              <w:bottom w:val="single" w:color="CCCCCC" w:sz="1"/>
+              <w:right w:val="single" w:color="CCCCCC" w:sz="1"/>
+            </w:tcBorders>
+            <w:shd w:fill="FFF9C4" w:val="clear"/>
+            <w:tcMar>
+              <w:top w:type="dxa" w:w="80"/>
+              <w:left w:type="dxa" w:w="120"/>
+              <w:bottom w:type="dxa" w:w="80"/>
+              <w:right w:type="dxa" w:w="120"/>
+            </w:tcMar>
+          </w:tcPr>
+          <w:p>
+            <w:pPr>
+              <w:jc w:val="center"/>
+            </w:pPr>
+            <w:r>
+              <w:rPr>
+                <w:rFonts w:ascii="맑은 고딕" w:cs="맑은 고딕" w:eastAsia="맑은 고딕" w:hAnsi="맑은 고딕"/>
+                <w:b w:val="false"/>
+                <w:bCs w:val="false"/>
+                <w:sz w:val="18"/>
+                <w:szCs w:val="18"/>
+              </w:rPr>
+              <w:t xml:space="preserve">[TBD]건</w:t>
+            </w:r>
+          </w:p>
+        </w:tc>
+        <w:tc>
+          <w:tcPr>
+            <w:tcW w:type="dxa" w:w="2606"/>
+            <w:tcBorders>
+              <w:top w:val="single" w:color="CCCCCC" w:sz="1"/>
+              <w:left w:val="single" w:color="CCCCCC" w:sz="1"/>
+              <w:bottom w:val="single" w:color="CCCCCC" w:sz="1"/>
+              <w:right w:val="single" w:color="CCCCCC" w:sz="1"/>
+            </w:tcBorders>
+            <w:shd w:fill="FFF9C4" w:val="clear"/>
+            <w:tcMar>
+              <w:top w:type="dxa" w:w="80"/>
+              <w:left w:type="dxa" w:w="120"/>
+              <w:bottom w:type="dxa" w:w="80"/>
+              <w:right w:type="dxa" w:w="120"/>
+            </w:tcMar>
+          </w:tcPr>
+          <w:p>
+            <w:pPr>
+              <w:jc w:val="left"/>
+            </w:pPr>
+            <w:r>
+              <w:rPr>
+                <w:rFonts w:ascii="맑은 고딕" w:cs="맑은 고딕" w:eastAsia="맑은 고딕" w:hAnsi="맑은 고딕"/>
+                <w:b w:val="false"/>
+                <w:bCs w:val="false"/>
+                <w:sz w:val="18"/>
+                <w:szCs w:val="18"/>
+              </w:rPr>
+              <w:t xml:space="preserve">[TBD]%</w:t>
+            </w:r>
+          </w:p>
+        </w:tc>
+      </w:tr>
+      <w:tr>
+        <w:tc>
+          <w:tcPr>
+            <w:tcW w:type="dxa" w:w="400"/>
+            <w:tcBorders>
+              <w:top w:val="single" w:color="CCCCCC" w:sz="1"/>
+              <w:left w:val="single" w:color="CCCCCC" w:sz="1"/>
+              <w:bottom w:val="single" w:color="CCCCCC" w:sz="1"/>
+              <w:right w:val="single" w:color="CCCCCC" w:sz="1"/>
+            </w:tcBorders>
+            <w:shd w:fill="FFFFFF" w:val="clear"/>
+            <w:tcMar>
+              <w:top w:type="dxa" w:w="80"/>
+              <w:left w:type="dxa" w:w="120"/>
+              <w:bottom w:type="dxa" w:w="80"/>
+              <w:right w:type="dxa" w:w="120"/>
+            </w:tcMar>
+          </w:tcPr>
+          <w:p>
+            <w:pPr>
+              <w:jc w:val="left"/>
+            </w:pPr>
+            <w:r>
+              <w:rPr>
+                <w:rFonts w:ascii="맑은 고딕" w:cs="맑은 고딕" w:eastAsia="맑은 고딕" w:hAnsi="맑은 고딕"/>
+                <w:b w:val="false"/>
+                <w:bCs w:val="false"/>
+                <w:sz w:val="18"/>
+                <w:szCs w:val="18"/>
+              </w:rPr>
+              <w:t xml:space="preserve">K-03</w:t>
+            </w:r>
+          </w:p>
+        </w:tc>
+        <w:tc>
+          <w:tcPr>
+            <w:tcW w:type="dxa" w:w="2500"/>
+            <w:tcBorders>
+              <w:top w:val="single" w:color="CCCCCC" w:sz="1"/>
+              <w:left w:val="single" w:color="CCCCCC" w:sz="1"/>
+              <w:bottom w:val="single" w:color="CCCCCC" w:sz="1"/>
+              <w:right w:val="single" w:color="CCCCCC" w:sz="1"/>
+            </w:tcBorders>
+            <w:shd w:fill="FFFFFF" w:val="clear"/>
+            <w:tcMar>
+              <w:top w:type="dxa" w:w="80"/>
+              <w:left w:type="dxa" w:w="120"/>
+              <w:bottom w:type="dxa" w:w="80"/>
+              <w:right w:type="dxa" w:w="120"/>
+            </w:tcMar>
+          </w:tcPr>
+          <w:p>
             <w:pPr>
               <w:jc w:val="left"/>
             </w:pPr>
@@ -932,7 +1090,7 @@
                 <w:sz w:val="18"/>
                 <w:szCs w:val="18"/>
               </w:rPr>
-              <w:t xml:space="preserve">원격 상담 건수</w:t>
+              <w:t xml:space="preserve">서비스 만족도</w:t>
             </w:r>
           </w:p>
         </w:tc>
@@ -954,185 +1112,15 @@
             </w:tcMar>
           </w:tcPr>
           <w:p>
-            <w:pPr>
-              <w:jc w:val="center"/>
-            </w:pPr>
-            <w:r>
-              <w:rPr>
-                <w:rFonts w:ascii="맑은 고딕" w:cs="맑은 고딕" w:eastAsia="맑은 고딕" w:hAnsi="맑은 고딕"/>
-                <w:b w:val="false"/>
-                <w:bCs w:val="false"/>
-                <w:sz w:val="18"/>
-                <w:szCs w:val="18"/>
-              </w:rPr>
-              <w:t xml:space="preserve">80건 이상</w:t>
-            </w:r>
-          </w:p>
-        </w:tc>
-        <w:tc>
-          <w:tcPr>
-            <w:tcW w:type="dxa" w:w="1500"/>
-            <w:tcBorders>
-              <w:top w:val="single" w:color="CCCCCC" w:sz="1"/>
-              <w:left w:val="single" w:color="CCCCCC" w:sz="1"/>
-              <w:bottom w:val="single" w:color="CCCCCC" w:sz="1"/>
-              <w:right w:val="single" w:color="CCCCCC" w:sz="1"/>
-            </w:tcBorders>
-            <w:shd w:fill="FFF9C4" w:val="clear"/>
-            <w:tcMar>
-              <w:top w:type="dxa" w:w="80"/>
-              <w:left w:type="dxa" w:w="120"/>
-              <w:bottom w:type="dxa" w:w="80"/>
-              <w:right w:type="dxa" w:w="120"/>
-            </w:tcMar>
-          </w:tcPr>
-          <w:p>
-            <w:pPr>
-              <w:jc w:val="center"/>
-            </w:pPr>
-            <w:r>
-              <w:rPr>
-                <w:rFonts w:ascii="맑은 고딕" w:cs="맑은 고딕" w:eastAsia="맑은 고딕" w:hAnsi="맑은 고딕"/>
-                <w:b w:val="false"/>
-                <w:bCs w:val="false"/>
-                <w:sz w:val="18"/>
-                <w:szCs w:val="18"/>
-              </w:rPr>
-              <w:t xml:space="preserve">[TBD]건</w:t>
-            </w:r>
-          </w:p>
-        </w:tc>
-        <w:tc>
-          <w:tcPr>
-            <w:tcW w:type="dxa" w:w="2606"/>
-            <w:tcBorders>
-              <w:top w:val="single" w:color="CCCCCC" w:sz="1"/>
-              <w:left w:val="single" w:color="CCCCCC" w:sz="1"/>
-              <w:bottom w:val="single" w:color="CCCCCC" w:sz="1"/>
-              <w:right w:val="single" w:color="CCCCCC" w:sz="1"/>
-            </w:tcBorders>
-            <w:shd w:fill="FFF9C4" w:val="clear"/>
-            <w:tcMar>
-              <w:top w:type="dxa" w:w="80"/>
-              <w:left w:type="dxa" w:w="120"/>
-              <w:bottom w:type="dxa" w:w="80"/>
-              <w:right w:type="dxa" w:w="120"/>
-            </w:tcMar>
-          </w:tcPr>
-          <w:p>
-            <w:pPr>
-              <w:jc w:val="left"/>
-            </w:pPr>
-            <w:r>
-              <w:rPr>
-                <w:rFonts w:ascii="맑은 고딕" w:cs="맑은 고딕" w:eastAsia="맑은 고딕" w:hAnsi="맑은 고딕"/>
-                <w:b w:val="false"/>
-                <w:bCs w:val="false"/>
-                <w:sz w:val="18"/>
-                <w:szCs w:val="18"/>
-              </w:rPr>
-              <w:t xml:space="preserve">[TBD]%</w:t>
-            </w:r>
-          </w:p>
-        </w:tc>
-      </w:tr>
-      <w:tr>
-        <w:tc>
-          <w:tcPr>
-            <w:tcW w:type="dxa" w:w="400"/>
-            <w:tcBorders>
-              <w:top w:val="single" w:color="CCCCCC" w:sz="1"/>
-              <w:left w:val="single" w:color="CCCCCC" w:sz="1"/>
-              <w:bottom w:val="single" w:color="CCCCCC" w:sz="1"/>
-              <w:right w:val="single" w:color="CCCCCC" w:sz="1"/>
-            </w:tcBorders>
-            <w:shd w:fill="FFFFFF" w:val="clear"/>
-            <w:tcMar>
-              <w:top w:type="dxa" w:w="80"/>
-              <w:left w:type="dxa" w:w="120"/>
-              <w:bottom w:type="dxa" w:w="80"/>
-              <w:right w:type="dxa" w:w="120"/>
-            </w:tcMar>
-          </w:tcPr>
-          <w:p>
-            <w:pPr>
-              <w:jc w:val="left"/>
-            </w:pPr>
-            <w:r>
-              <w:rPr>
-                <w:rFonts w:ascii="맑은 고딕" w:cs="맑은 고딕" w:eastAsia="맑은 고딕" w:hAnsi="맑은 고딕"/>
-                <w:b w:val="false"/>
-                <w:bCs w:val="false"/>
-                <w:sz w:val="18"/>
-                <w:szCs w:val="18"/>
-              </w:rPr>
-              <w:t xml:space="preserve">K-03</w:t>
-            </w:r>
-          </w:p>
-        </w:tc>
-        <w:tc>
-          <w:tcPr>
-            <w:tcW w:type="dxa" w:w="2500"/>
-            <w:tcBorders>
-              <w:top w:val="single" w:color="CCCCCC" w:sz="1"/>
-              <w:left w:val="single" w:color="CCCCCC" w:sz="1"/>
-              <w:bottom w:val="single" w:color="CCCCCC" w:sz="1"/>
-              <w:right w:val="single" w:color="CCCCCC" w:sz="1"/>
-            </w:tcBorders>
-            <w:shd w:fill="FFFFFF" w:val="clear"/>
-            <w:tcMar>
-              <w:top w:type="dxa" w:w="80"/>
-              <w:left w:type="dxa" w:w="120"/>
-              <w:bottom w:type="dxa" w:w="80"/>
-              <w:right w:type="dxa" w:w="120"/>
-            </w:tcMar>
-          </w:tcPr>
-          <w:p>
-            <w:pPr>
-              <w:jc w:val="left"/>
-            </w:pPr>
-            <w:r>
-              <w:rPr>
-                <w:rFonts w:ascii="맑은 고딕" w:cs="맑은 고딕" w:eastAsia="맑은 고딕" w:hAnsi="맑은 고딕"/>
-                <w:b/>
-                <w:bCs/>
-                <w:sz w:val="18"/>
-                <w:szCs w:val="18"/>
-              </w:rPr>
-              <w:t xml:space="preserve">서비스 만족도</w:t>
-            </w:r>
-          </w:p>
-        </w:tc>
-        <w:tc>
-          <w:tcPr>
-            <w:tcW w:type="dxa" w:w="1500"/>
-            <w:tcBorders>
-              <w:top w:val="single" w:color="CCCCCC" w:sz="1"/>
-              <w:left w:val="single" w:color="CCCCCC" w:sz="1"/>
-              <w:bottom w:val="single" w:color="CCCCCC" w:sz="1"/>
-              <w:right w:val="single" w:color="CCCCCC" w:sz="1"/>
-            </w:tcBorders>
-            <w:shd w:fill="FFFFFF" w:val="clear"/>
-            <w:tcMar>
-              <w:top w:type="dxa" w:w="80"/>
-              <w:left w:type="dxa" w:w="120"/>
-              <w:bottom w:type="dxa" w:w="80"/>
-              <w:right w:type="dxa" w:w="120"/>
-            </w:tcMar>
-          </w:tcPr>
-          <w:p>
-            <w:pPr>
-              <w:jc w:val="center"/>
-            </w:pPr>
-            <w:r>
-              <w:rPr>
-                <w:rFonts w:ascii="맑은 고딕" w:cs="맑은 고딕" w:eastAsia="맑은 고딕" w:hAnsi="맑은 고딕"/>
-                <w:b w:val="false"/>
-                <w:bCs w:val="false"/>
-                <w:sz w:val="18"/>
-                <w:szCs w:val="18"/>
-              </w:rPr>
-              <w:t xml:space="preserve">80점 이상</w:t>
+            <w:r/>
+            <w:r>
+              <w:rPr>
+                <w:rFonts w:ascii="맑은 고딕" w:hAnsi="맑은 고딕"/>
+                <w:b w:val="0"/>
+                <w:sz w:val="18"/>
+                <w:rFonts w:eastAsia="맑은 고딕"/>
+              </w:rPr>
+              <w:t>90점 이상 (100점)</w:t>
             </w:r>
           </w:p>
         </w:tc>
